--- a/v5.0/Configuration/ERM Web Application Configuration.docx
+++ b/v5.0/Configuration/ERM Web Application Configuration.docx
@@ -51,7 +51,7 @@
           <w:sz w:val="18"/>
           <w:szCs w:val="24"/>
         </w:rPr>
-        <w:t>June 15, 2025</w:t>
+        <w:t>April 10, 2026</w:t>
       </w:r>
       <w:r>
         <w:rPr>
@@ -124,13 +124,13 @@
         </w:sectPr>
       </w:pPr>
     </w:p>
-    <w:bookmarkStart w:id="0" w:name="_Toc516213353" w:displacedByCustomXml="next"/>
+    <w:bookmarkStart w:id="0" w:name="_Toc516213319" w:displacedByCustomXml="next"/>
     <w:bookmarkEnd w:id="0" w:displacedByCustomXml="next"/>
-    <w:bookmarkStart w:id="1" w:name="_Toc516213349" w:displacedByCustomXml="next"/>
+    <w:bookmarkStart w:id="1" w:name="_Toc516213340" w:displacedByCustomXml="next"/>
     <w:bookmarkEnd w:id="1" w:displacedByCustomXml="next"/>
-    <w:bookmarkStart w:id="2" w:name="_Toc516213340" w:displacedByCustomXml="next"/>
+    <w:bookmarkStart w:id="2" w:name="_Toc516213349" w:displacedByCustomXml="next"/>
     <w:bookmarkEnd w:id="2" w:displacedByCustomXml="next"/>
-    <w:bookmarkStart w:id="3" w:name="_Toc516213319" w:displacedByCustomXml="next"/>
+    <w:bookmarkStart w:id="3" w:name="_Toc516213353" w:displacedByCustomXml="next"/>
     <w:bookmarkEnd w:id="3" w:displacedByCustomXml="next"/>
     <w:sdt>
       <w:sdtPr>
@@ -9178,14 +9178,55 @@
         <w:t>130 would become 02:10.</w:t>
       </w:r>
     </w:p>
-    <w:p/>
+    <w:p>
+      <w:pPr>
+        <w:pStyle w:val="ListParagraph"/>
+        <w:numPr>
+          <w:ilvl w:val="0"/>
+          <w:numId w:val="27"/>
+        </w:numPr>
+      </w:pPr>
+      <w:r>
+        <w:t>“</w:t>
+      </w:r>
+      <w:r>
+        <w:t>esriFieldTypeDate</w:t>
+      </w:r>
+      <w:r>
+        <w:t>”, “</w:t>
+      </w:r>
+      <w:r>
+        <w:t>esriFieldTypeDateOnly</w:t>
+      </w:r>
+      <w:r>
+        <w:t>”, “</w:t>
+      </w:r>
+      <w:r>
+        <w:t>esriFieldTypeTimeOnly</w:t>
+      </w:r>
+      <w:r>
+        <w:t>”</w:t>
+      </w:r>
+    </w:p>
+    <w:p>
+      <w:pPr>
+        <w:pStyle w:val="ListParagraph"/>
+        <w:numPr>
+          <w:ilvl w:val="1"/>
+          <w:numId w:val="27"/>
+        </w:numPr>
+      </w:pPr>
+      <w:r>
+        <w:lastRenderedPageBreak/>
+        <w:t>If field has one of these types and is set to be editable, in Route Planner a date picker and/or time selector will be available to set values.</w:t>
+      </w:r>
+    </w:p>
     <w:p>
       <w:pPr>
         <w:pStyle w:val="EsriHeading2"/>
       </w:pPr>
       <w:bookmarkStart w:id="21" w:name="_Toc171683410"/>
       <w:r>
-        <w:lastRenderedPageBreak/>
         <w:t>Popups</w:t>
       </w:r>
       <w:bookmarkEnd w:id="21"/>
@@ -10247,12 +10288,93 @@
     <w:p/>
     <w:p>
       <w:pPr>
+        <w:pStyle w:val="EsriHeading2"/>
+      </w:pPr>
+      <w:r>
+        <w:t>Domain Attributes</w:t>
+      </w:r>
+    </w:p>
+    <w:p>
+      <w:r>
+        <w:t>Adding “useDomain” to a field will control if Route Planner populates dropdown when editing tables from domain assigned to the field in the feature service. See ERM_Plan_Template service for domain settings.</w:t>
+      </w:r>
+    </w:p>
+    <w:p>
+      <w:pPr>
+        <w:pStyle w:val="ListParagraph"/>
+        <w:numPr>
+          <w:ilvl w:val="0"/>
+          <w:numId w:val="37"/>
+        </w:numPr>
+      </w:pPr>
+      <w:r>
+        <w:t>“useDomain”: true</w:t>
+      </w:r>
+    </w:p>
+    <w:p>
+      <w:pPr>
+        <w:pStyle w:val="ListParagraph"/>
+        <w:numPr>
+          <w:ilvl w:val="0"/>
+          <w:numId w:val="37"/>
+        </w:numPr>
+      </w:pPr>
+      <w:r>
+        <w:t>“useDomain”: false</w:t>
+      </w:r>
+    </w:p>
+    <w:p/>
+    <w:p>
+      <w:pPr>
+        <w:pStyle w:val="EsriHeading2"/>
+      </w:pPr>
+      <w:commentRangeStart w:id="23"/>
+      <w:r>
+        <w:t>Is Hard Zone</w:t>
+      </w:r>
+      <w:commentRangeEnd w:id="23"/>
+      <w:r>
+        <w:rPr>
+          <w:rStyle w:val="CommentReference"/>
+          <w:sz w:val="28"/>
+          <w:szCs w:val="26"/>
+        </w:rPr>
+        <w:commentReference w:id="23"/>
+      </w:r>
+    </w:p>
+    <w:p>
+      <w:r>
+        <w:t>If the Route layer for the plan has an</w:t>
+      </w:r>
+      <w:r>
+        <w:t xml:space="preserve"> </w:t>
+      </w:r>
+      <w:r>
+        <w:t>ishardzone</w:t>
+      </w:r>
+      <w:r>
+        <w:t xml:space="preserve"> field, the Route table will show that. This would be for LMD solver.</w:t>
+      </w:r>
+    </w:p>
+    <w:p>
+      <w:r>
+        <w:t>If the Route layer for the plan does not have the ishardzone field, Route Planner will generate a virtual field.</w:t>
+      </w:r>
+    </w:p>
+    <w:p>
+      <w:r>
+        <w:t>In both instances, Route Planner will use the field settings for display – alias, editable, hidden settings.</w:t>
+      </w:r>
+    </w:p>
+    <w:p/>
+    <w:p>
+      <w:pPr>
         <w:spacing w:before="0" w:after="200"/>
       </w:pPr>
     </w:p>
     <w:sectPr>
-      <w:headerReference w:type="default" r:id="rId19"/>
-      <w:footerReference w:type="default" r:id="rId20"/>
+      <w:headerReference w:type="default" r:id="rId23"/>
+      <w:footerReference w:type="default" r:id="rId24"/>
       <w:pgSz w:w="12240" w:h="15840"/>
       <w:pgMar w:top="720" w:right="720" w:bottom="720" w:left="720" w:header="720" w:footer="936" w:gutter="0"/>
       <w:cols w:space="720"/>
@@ -10260,6 +10382,45 @@
     </w:sectPr>
   </w:body>
 </w:document>
+</file>
+
+<file path=word/comments.xml><?xml version="1.0" encoding="utf-8"?>
+<w:comments xmlns:wpc="http://schemas.microsoft.com/office/word/2010/wordprocessingCanvas" xmlns:cx="http://schemas.microsoft.com/office/drawing/2014/chartex" xmlns:cx1="http://schemas.microsoft.com/office/drawing/2015/9/8/chartex" xmlns:cx2="http://schemas.microsoft.com/office/drawing/2015/10/21/chartex" xmlns:cx3="http://schemas.microsoft.com/office/drawing/2016/5/9/chartex" xmlns:cx4="http://schemas.microsoft.com/office/drawing/2016/5/10/chartex" xmlns:cx5="http://schemas.microsoft.com/office/drawing/2016/5/11/chartex" xmlns:cx6="http://schemas.microsoft.com/office/drawing/2016/5/12/chartex" xmlns:cx7="http://schemas.microsoft.com/office/drawing/2016/5/13/chartex" xmlns:cx8="http://schemas.microsoft.com/office/drawing/2016/5/14/chartex" xmlns:mc="http://schemas.openxmlformats.org/markup-compatibility/2006" xmlns:aink="http://schemas.microsoft.com/office/drawing/2016/ink" xmlns:am3d="http://schemas.microsoft.com/office/drawing/2017/model3d" xmlns:o="urn:schemas-microsoft-com:office:office" xmlns:oel="http://schemas.microsoft.com/office/2019/extlst" xmlns:r="http://schemas.openxmlformats.org/officeDocument/2006/relationships" xmlns:m="http://schemas.openxmlformats.org/officeDocument/2006/math" xmlns:v="urn:schemas-microsoft-com:vml" xmlns:wp14="http://schemas.microsoft.com/office/word/2010/wordprocessingDrawing" xmlns:wp="http://schemas.openxmlformats.org/drawingml/2006/wordprocessingDrawing" xmlns:w10="urn:schemas-microsoft-com:office:word" xmlns:w="http://schemas.openxmlformats.org/wordprocessingml/2006/main" xmlns:w14="http://schemas.microsoft.com/office/word/2010/wordml" xmlns:w15="http://schemas.microsoft.com/office/word/2012/wordml" xmlns:w16cex="http://schemas.microsoft.com/office/word/2018/wordml/cex" xmlns:w16cid="http://schemas.microsoft.com/office/word/2016/wordml/cid" xmlns:w16="http://schemas.microsoft.com/office/word/2018/wordml" xmlns:w16du="http://schemas.microsoft.com/office/word/2023/wordml/word16du" xmlns:w16sdtdh="http://schemas.microsoft.com/office/word/2020/wordml/sdtdatahash" xmlns:w16sdtfl="http://schemas.microsoft.com/office/word/2024/wordml/sdtformatlock" xmlns:w16se="http://schemas.microsoft.com/office/word/2015/wordml/symex" xmlns:wpg="http://schemas.microsoft.com/office/word/2010/wordprocessingGroup" xmlns:wpi="http://schemas.microsoft.com/office/word/2010/wordprocessingInk" xmlns:wne="http://schemas.microsoft.com/office/word/2006/wordml" xmlns:wps="http://schemas.microsoft.com/office/word/2010/wordprocessingShape" mc:Ignorable="w14 w15 w16se w16cid w16 w16cex w16sdtdh w16sdtfl w16du wp14">
+  <w:comment w:id="23" w:author="Mike Nelson" w:date="2026-04-11T10:43:00Z" w:initials="MN">
+    <w:p>
+      <w:pPr>
+        <w:pStyle w:val="CommentText"/>
+      </w:pPr>
+      <w:r>
+        <w:rPr>
+          <w:rStyle w:val="CommentReference"/>
+        </w:rPr>
+        <w:annotationRef/>
+      </w:r>
+      <w:r>
+        <w:t>Confirm this is how it is working</w:t>
+      </w:r>
+    </w:p>
+  </w:comment>
+</w:comments>
+</file>
+
+<file path=word/commentsExtended.xml><?xml version="1.0" encoding="utf-8"?>
+<w15:commentsEx xmlns:wpc="http://schemas.microsoft.com/office/word/2010/wordprocessingCanvas" xmlns:cx="http://schemas.microsoft.com/office/drawing/2014/chartex" xmlns:cx1="http://schemas.microsoft.com/office/drawing/2015/9/8/chartex" xmlns:cx2="http://schemas.microsoft.com/office/drawing/2015/10/21/chartex" xmlns:cx3="http://schemas.microsoft.com/office/drawing/2016/5/9/chartex" xmlns:cx4="http://schemas.microsoft.com/office/drawing/2016/5/10/chartex" xmlns:cx5="http://schemas.microsoft.com/office/drawing/2016/5/11/chartex" xmlns:cx6="http://schemas.microsoft.com/office/drawing/2016/5/12/chartex" xmlns:cx7="http://schemas.microsoft.com/office/drawing/2016/5/13/chartex" xmlns:cx8="http://schemas.microsoft.com/office/drawing/2016/5/14/chartex" xmlns:mc="http://schemas.openxmlformats.org/markup-compatibility/2006" xmlns:aink="http://schemas.microsoft.com/office/drawing/2016/ink" xmlns:am3d="http://schemas.microsoft.com/office/drawing/2017/model3d" xmlns:o="urn:schemas-microsoft-com:office:office" xmlns:oel="http://schemas.microsoft.com/office/2019/extlst" xmlns:r="http://schemas.openxmlformats.org/officeDocument/2006/relationships" xmlns:m="http://schemas.openxmlformats.org/officeDocument/2006/math" xmlns:v="urn:schemas-microsoft-com:vml" xmlns:wp14="http://schemas.microsoft.com/office/word/2010/wordprocessingDrawing" xmlns:wp="http://schemas.openxmlformats.org/drawingml/2006/wordprocessingDrawing" xmlns:w10="urn:schemas-microsoft-com:office:word" xmlns:w="http://schemas.openxmlformats.org/wordprocessingml/2006/main" xmlns:w14="http://schemas.microsoft.com/office/word/2010/wordml" xmlns:w15="http://schemas.microsoft.com/office/word/2012/wordml" xmlns:w16cex="http://schemas.microsoft.com/office/word/2018/wordml/cex" xmlns:w16cid="http://schemas.microsoft.com/office/word/2016/wordml/cid" xmlns:w16="http://schemas.microsoft.com/office/word/2018/wordml" xmlns:w16du="http://schemas.microsoft.com/office/word/2023/wordml/word16du" xmlns:w16sdtdh="http://schemas.microsoft.com/office/word/2020/wordml/sdtdatahash" xmlns:w16sdtfl="http://schemas.microsoft.com/office/word/2024/wordml/sdtformatlock" xmlns:w16se="http://schemas.microsoft.com/office/word/2015/wordml/symex" xmlns:wpg="http://schemas.microsoft.com/office/word/2010/wordprocessingGroup" xmlns:wpi="http://schemas.microsoft.com/office/word/2010/wordprocessingInk" xmlns:wne="http://schemas.microsoft.com/office/word/2006/wordml" xmlns:wps="http://schemas.microsoft.com/office/word/2010/wordprocessingShape" mc:Ignorable="w14 w15 w16se w16cid w16 w16cex w16sdtdh w16sdtfl w16du wp14">
+  <w15:commentEx w15:paraId="5B87F8D5" w15:done="0"/>
+</w15:commentsEx>
+</file>
+
+<file path=word/commentsExtensible.xml><?xml version="1.0" encoding="utf-8"?>
+<w16cex:commentsExtensible xmlns:wpc="http://schemas.microsoft.com/office/word/2010/wordprocessingCanvas" xmlns:cx="http://schemas.microsoft.com/office/drawing/2014/chartex" xmlns:cx1="http://schemas.microsoft.com/office/drawing/2015/9/8/chartex" xmlns:cx2="http://schemas.microsoft.com/office/drawing/2015/10/21/chartex" xmlns:cx3="http://schemas.microsoft.com/office/drawing/2016/5/9/chartex" xmlns:cx4="http://schemas.microsoft.com/office/drawing/2016/5/10/chartex" xmlns:cx5="http://schemas.microsoft.com/office/drawing/2016/5/11/chartex" xmlns:cx6="http://schemas.microsoft.com/office/drawing/2016/5/12/chartex" xmlns:cx7="http://schemas.microsoft.com/office/drawing/2016/5/13/chartex" xmlns:cx8="http://schemas.microsoft.com/office/drawing/2016/5/14/chartex" xmlns:cr="http://schemas.microsoft.com/office/comments/2020/reactions" xmlns:mc="http://schemas.openxmlformats.org/markup-compatibility/2006" xmlns:aink="http://schemas.microsoft.com/office/drawing/2016/ink" xmlns:am3d="http://schemas.microsoft.com/office/drawing/2017/model3d" xmlns:o="urn:schemas-microsoft-com:office:office" xmlns:oel="http://schemas.microsoft.com/office/2019/extlst" xmlns:r="http://schemas.openxmlformats.org/officeDocument/2006/relationships" xmlns:m="http://schemas.openxmlformats.org/officeDocument/2006/math" xmlns:v="urn:schemas-microsoft-com:vml" xmlns:wp14="http://schemas.microsoft.com/office/word/2010/wordprocessingDrawing" xmlns:wp="http://schemas.openxmlformats.org/drawingml/2006/wordprocessingDrawing" xmlns:w10="urn:schemas-microsoft-com:office:word" xmlns:w="http://schemas.openxmlformats.org/wordprocessingml/2006/main" xmlns:w14="http://schemas.microsoft.com/office/word/2010/wordml" xmlns:w15="http://schemas.microsoft.com/office/word/2012/wordml" xmlns:w16cex="http://schemas.microsoft.com/office/word/2018/wordml/cex" xmlns:w16cid="http://schemas.microsoft.com/office/word/2016/wordml/cid" xmlns:w16="http://schemas.microsoft.com/office/word/2018/wordml" xmlns:w16du="http://schemas.microsoft.com/office/word/2023/wordml/word16du" xmlns:w16sdtdh="http://schemas.microsoft.com/office/word/2020/wordml/sdtdatahash" xmlns:w16sdtfl="http://schemas.microsoft.com/office/word/2024/wordml/sdtformatlock" xmlns:w16se="http://schemas.microsoft.com/office/word/2015/wordml/symex" xmlns:wpg="http://schemas.microsoft.com/office/word/2010/wordprocessingGroup" xmlns:wpi="http://schemas.microsoft.com/office/word/2010/wordprocessingInk" xmlns:wne="http://schemas.microsoft.com/office/word/2006/wordml" xmlns:wps="http://schemas.microsoft.com/office/word/2010/wordprocessingShape" mc:Ignorable="w14 w15 w16se w16cid w16 w16cex w16sdtdh w16sdtfl cr w16du wp14">
+  <w16cex:commentExtensible w16cex:durableId="5F65127A" w16cex:dateUtc="2026-04-11T17:43:00Z"/>
+</w16cex:commentsExtensible>
+</file>
+
+<file path=word/commentsIds.xml><?xml version="1.0" encoding="utf-8"?>
+<w16cid:commentsIds xmlns:wpc="http://schemas.microsoft.com/office/word/2010/wordprocessingCanvas" xmlns:cx="http://schemas.microsoft.com/office/drawing/2014/chartex" xmlns:cx1="http://schemas.microsoft.com/office/drawing/2015/9/8/chartex" xmlns:cx2="http://schemas.microsoft.com/office/drawing/2015/10/21/chartex" xmlns:cx3="http://schemas.microsoft.com/office/drawing/2016/5/9/chartex" xmlns:cx4="http://schemas.microsoft.com/office/drawing/2016/5/10/chartex" xmlns:cx5="http://schemas.microsoft.com/office/drawing/2016/5/11/chartex" xmlns:cx6="http://schemas.microsoft.com/office/drawing/2016/5/12/chartex" xmlns:cx7="http://schemas.microsoft.com/office/drawing/2016/5/13/chartex" xmlns:cx8="http://schemas.microsoft.com/office/drawing/2016/5/14/chartex" xmlns:mc="http://schemas.openxmlformats.org/markup-compatibility/2006" xmlns:aink="http://schemas.microsoft.com/office/drawing/2016/ink" xmlns:am3d="http://schemas.microsoft.com/office/drawing/2017/model3d" xmlns:o="urn:schemas-microsoft-com:office:office" xmlns:oel="http://schemas.microsoft.com/office/2019/extlst" xmlns:r="http://schemas.openxmlformats.org/officeDocument/2006/relationships" xmlns:m="http://schemas.openxmlformats.org/officeDocument/2006/math" xmlns:v="urn:schemas-microsoft-com:vml" xmlns:wp14="http://schemas.microsoft.com/office/word/2010/wordprocessingDrawing" xmlns:wp="http://schemas.openxmlformats.org/drawingml/2006/wordprocessingDrawing" xmlns:w10="urn:schemas-microsoft-com:office:word" xmlns:w="http://schemas.openxmlformats.org/wordprocessingml/2006/main" xmlns:w14="http://schemas.microsoft.com/office/word/2010/wordml" xmlns:w15="http://schemas.microsoft.com/office/word/2012/wordml" xmlns:w16cex="http://schemas.microsoft.com/office/word/2018/wordml/cex" xmlns:w16cid="http://schemas.microsoft.com/office/word/2016/wordml/cid" xmlns:w16="http://schemas.microsoft.com/office/word/2018/wordml" xmlns:w16du="http://schemas.microsoft.com/office/word/2023/wordml/word16du" xmlns:w16sdtdh="http://schemas.microsoft.com/office/word/2020/wordml/sdtdatahash" xmlns:w16sdtfl="http://schemas.microsoft.com/office/word/2024/wordml/sdtformatlock" xmlns:w16se="http://schemas.microsoft.com/office/word/2015/wordml/symex" xmlns:wpg="http://schemas.microsoft.com/office/word/2010/wordprocessingGroup" xmlns:wpi="http://schemas.microsoft.com/office/word/2010/wordprocessingInk" xmlns:wne="http://schemas.microsoft.com/office/word/2006/wordml" xmlns:wps="http://schemas.microsoft.com/office/word/2010/wordprocessingShape" mc:Ignorable="w14 w15 w16se w16cid w16 w16cex w16sdtdh w16sdtfl w16du wp14">
+  <w16cid:commentId w16cid:paraId="5B87F8D5" w16cid:durableId="5F65127A"/>
+</w16cid:commentsIds>
 </file>
 
 <file path=word/endnotes.xml><?xml version="1.0" encoding="utf-8"?>
@@ -10468,7 +10629,7 @@
                   </a:ln>
                   <a:extLst>
                     <a:ext uri="{FAA26D3D-D897-4be2-8F04-BA451C77F1D7}">
-                      <ma14:placeholderFlag xmlns:a14="http://schemas.microsoft.com/office/drawing/2010/main" xmlns:arto="http://schemas.microsoft.com/office/word/2006/arto" xmlns="" xmlns:mo="http://schemas.microsoft.com/office/mac/office/2008/main" xmlns:mv="urn:schemas-microsoft-com:mac:vml" xmlns:o="urn:schemas-microsoft-com:office:office" xmlns:v="urn:schemas-microsoft-com:vml" xmlns:w10="urn:schemas-microsoft-com:office:word" xmlns:w="http://schemas.openxmlformats.org/wordprocessingml/2006/main" xmlns:ma14="http://schemas.microsoft.com/office/mac/drawingml/2011/main"/>
+                      <ma14:placeholderFlag xmlns:ma14="http://schemas.microsoft.com/office/mac/drawingml/2011/main" xmlns:w="http://schemas.openxmlformats.org/wordprocessingml/2006/main" xmlns:w10="urn:schemas-microsoft-com:office:word" xmlns:v="urn:schemas-microsoft-com:vml" xmlns:o="urn:schemas-microsoft-com:office:office" xmlns:mv="urn:schemas-microsoft-com:mac:vml" xmlns:mo="http://schemas.microsoft.com/office/mac/office/2008/main" xmlns="" xmlns:arto="http://schemas.microsoft.com/office/word/2006/arto" xmlns:a14="http://schemas.microsoft.com/office/drawing/2010/main"/>
                     </a:ext>
                   </a:extLst>
                 </pic:spPr>
@@ -14051,6 +14212,119 @@
     </w:lvl>
   </w:abstractNum>
   <w:abstractNum w:abstractNumId="32" w15:restartNumberingAfterBreak="0">
+    <w:nsid w:val="6DBE517B"/>
+    <w:multiLevelType w:val="hybridMultilevel"/>
+    <w:tmpl w:val="4E2C64B4"/>
+    <w:lvl w:ilvl="0" w:tplc="04090001">
+      <w:start w:val="1"/>
+      <w:numFmt w:val="bullet"/>
+      <w:lvlText w:val=""/>
+      <w:lvlJc w:val="left"/>
+      <w:pPr>
+        <w:ind w:left="720" w:hanging="360"/>
+      </w:pPr>
+      <w:rPr>
+        <w:rFonts w:ascii="Symbol" w:hAnsi="Symbol" w:hint="default"/>
+      </w:rPr>
+    </w:lvl>
+    <w:lvl w:ilvl="1" w:tplc="04090003" w:tentative="1">
+      <w:start w:val="1"/>
+      <w:numFmt w:val="bullet"/>
+      <w:lvlText w:val="o"/>
+      <w:lvlJc w:val="left"/>
+      <w:pPr>
+        <w:ind w:left="1440" w:hanging="360"/>
+      </w:pPr>
+      <w:rPr>
+        <w:rFonts w:ascii="Courier New" w:hAnsi="Courier New" w:cs="Courier New" w:hint="default"/>
+      </w:rPr>
+    </w:lvl>
+    <w:lvl w:ilvl="2" w:tplc="04090005" w:tentative="1">
+      <w:start w:val="1"/>
+      <w:numFmt w:val="bullet"/>
+      <w:lvlText w:val=""/>
+      <w:lvlJc w:val="left"/>
+      <w:pPr>
+        <w:ind w:left="2160" w:hanging="360"/>
+      </w:pPr>
+      <w:rPr>
+        <w:rFonts w:ascii="Wingdings" w:hAnsi="Wingdings" w:hint="default"/>
+      </w:rPr>
+    </w:lvl>
+    <w:lvl w:ilvl="3" w:tplc="04090001" w:tentative="1">
+      <w:start w:val="1"/>
+      <w:numFmt w:val="bullet"/>
+      <w:lvlText w:val=""/>
+      <w:lvlJc w:val="left"/>
+      <w:pPr>
+        <w:ind w:left="2880" w:hanging="360"/>
+      </w:pPr>
+      <w:rPr>
+        <w:rFonts w:ascii="Symbol" w:hAnsi="Symbol" w:hint="default"/>
+      </w:rPr>
+    </w:lvl>
+    <w:lvl w:ilvl="4" w:tplc="04090003" w:tentative="1">
+      <w:start w:val="1"/>
+      <w:numFmt w:val="bullet"/>
+      <w:lvlText w:val="o"/>
+      <w:lvlJc w:val="left"/>
+      <w:pPr>
+        <w:ind w:left="3600" w:hanging="360"/>
+      </w:pPr>
+      <w:rPr>
+        <w:rFonts w:ascii="Courier New" w:hAnsi="Courier New" w:cs="Courier New" w:hint="default"/>
+      </w:rPr>
+    </w:lvl>
+    <w:lvl w:ilvl="5" w:tplc="04090005" w:tentative="1">
+      <w:start w:val="1"/>
+      <w:numFmt w:val="bullet"/>
+      <w:lvlText w:val=""/>
+      <w:lvlJc w:val="left"/>
+      <w:pPr>
+        <w:ind w:left="4320" w:hanging="360"/>
+      </w:pPr>
+      <w:rPr>
+        <w:rFonts w:ascii="Wingdings" w:hAnsi="Wingdings" w:hint="default"/>
+      </w:rPr>
+    </w:lvl>
+    <w:lvl w:ilvl="6" w:tplc="04090001" w:tentative="1">
+      <w:start w:val="1"/>
+      <w:numFmt w:val="bullet"/>
+      <w:lvlText w:val=""/>
+      <w:lvlJc w:val="left"/>
+      <w:pPr>
+        <w:ind w:left="5040" w:hanging="360"/>
+      </w:pPr>
+      <w:rPr>
+        <w:rFonts w:ascii="Symbol" w:hAnsi="Symbol" w:hint="default"/>
+      </w:rPr>
+    </w:lvl>
+    <w:lvl w:ilvl="7" w:tplc="04090003" w:tentative="1">
+      <w:start w:val="1"/>
+      <w:numFmt w:val="bullet"/>
+      <w:lvlText w:val="o"/>
+      <w:lvlJc w:val="left"/>
+      <w:pPr>
+        <w:ind w:left="5760" w:hanging="360"/>
+      </w:pPr>
+      <w:rPr>
+        <w:rFonts w:ascii="Courier New" w:hAnsi="Courier New" w:cs="Courier New" w:hint="default"/>
+      </w:rPr>
+    </w:lvl>
+    <w:lvl w:ilvl="8" w:tplc="04090005" w:tentative="1">
+      <w:start w:val="1"/>
+      <w:numFmt w:val="bullet"/>
+      <w:lvlText w:val=""/>
+      <w:lvlJc w:val="left"/>
+      <w:pPr>
+        <w:ind w:left="6480" w:hanging="360"/>
+      </w:pPr>
+      <w:rPr>
+        <w:rFonts w:ascii="Wingdings" w:hAnsi="Wingdings" w:hint="default"/>
+      </w:rPr>
+    </w:lvl>
+  </w:abstractNum>
+  <w:abstractNum w:abstractNumId="33" w15:restartNumberingAfterBreak="0">
     <w:nsid w:val="73B70BA0"/>
     <w:multiLevelType w:val="hybridMultilevel"/>
     <w:tmpl w:val="6A662C2A"/>
@@ -14224,7 +14498,7 @@
     <w:abstractNumId w:val="12"/>
   </w:num>
   <w:num w:numId="15" w16cid:durableId="610092905">
-    <w:abstractNumId w:val="32"/>
+    <w:abstractNumId w:val="33"/>
   </w:num>
   <w:num w:numId="16" w16cid:durableId="1308242685">
     <w:abstractNumId w:val="3"/>
@@ -14444,8 +14718,19 @@
   <w:num w:numId="36" w16cid:durableId="446391698">
     <w:abstractNumId w:val="30"/>
   </w:num>
+  <w:num w:numId="37" w16cid:durableId="1852833867">
+    <w:abstractNumId w:val="32"/>
+  </w:num>
   <w:numIdMacAtCleanup w:val="10"/>
 </w:numbering>
+</file>
+
+<file path=word/people.xml><?xml version="1.0" encoding="utf-8"?>
+<w15:people xmlns:wpc="http://schemas.microsoft.com/office/word/2010/wordprocessingCanvas" xmlns:cx="http://schemas.microsoft.com/office/drawing/2014/chartex" xmlns:cx1="http://schemas.microsoft.com/office/drawing/2015/9/8/chartex" xmlns:cx2="http://schemas.microsoft.com/office/drawing/2015/10/21/chartex" xmlns:cx3="http://schemas.microsoft.com/office/drawing/2016/5/9/chartex" xmlns:cx4="http://schemas.microsoft.com/office/drawing/2016/5/10/chartex" xmlns:cx5="http://schemas.microsoft.com/office/drawing/2016/5/11/chartex" xmlns:cx6="http://schemas.microsoft.com/office/drawing/2016/5/12/chartex" xmlns:cx7="http://schemas.microsoft.com/office/drawing/2016/5/13/chartex" xmlns:cx8="http://schemas.microsoft.com/office/drawing/2016/5/14/chartex" xmlns:mc="http://schemas.openxmlformats.org/markup-compatibility/2006" xmlns:aink="http://schemas.microsoft.com/office/drawing/2016/ink" xmlns:am3d="http://schemas.microsoft.com/office/drawing/2017/model3d" xmlns:o="urn:schemas-microsoft-com:office:office" xmlns:oel="http://schemas.microsoft.com/office/2019/extlst" xmlns:r="http://schemas.openxmlformats.org/officeDocument/2006/relationships" xmlns:m="http://schemas.openxmlformats.org/officeDocument/2006/math" xmlns:v="urn:schemas-microsoft-com:vml" xmlns:wp14="http://schemas.microsoft.com/office/word/2010/wordprocessingDrawing" xmlns:wp="http://schemas.openxmlformats.org/drawingml/2006/wordprocessingDrawing" xmlns:w10="urn:schemas-microsoft-com:office:word" xmlns:w="http://schemas.openxmlformats.org/wordprocessingml/2006/main" xmlns:w14="http://schemas.microsoft.com/office/word/2010/wordml" xmlns:w15="http://schemas.microsoft.com/office/word/2012/wordml" xmlns:w16cex="http://schemas.microsoft.com/office/word/2018/wordml/cex" xmlns:w16cid="http://schemas.microsoft.com/office/word/2016/wordml/cid" xmlns:w16="http://schemas.microsoft.com/office/word/2018/wordml" xmlns:w16du="http://schemas.microsoft.com/office/word/2023/wordml/word16du" xmlns:w16sdtdh="http://schemas.microsoft.com/office/word/2020/wordml/sdtdatahash" xmlns:w16sdtfl="http://schemas.microsoft.com/office/word/2024/wordml/sdtformatlock" xmlns:w16se="http://schemas.microsoft.com/office/word/2015/wordml/symex" xmlns:wpg="http://schemas.microsoft.com/office/word/2010/wordprocessingGroup" xmlns:wpi="http://schemas.microsoft.com/office/word/2010/wordprocessingInk" xmlns:wne="http://schemas.microsoft.com/office/word/2006/wordml" xmlns:wps="http://schemas.microsoft.com/office/word/2010/wordprocessingShape" mc:Ignorable="w14 w15 w16se w16cid w16 w16cex w16sdtdh w16sdtfl w16du wp14">
+  <w15:person w15:author="Mike Nelson">
+    <w15:presenceInfo w15:providerId="AD" w15:userId="S::mik10127@esri.com::6e627ef7-90a4-4d05-beed-52241c09a5d9"/>
+  </w15:person>
+</w15:people>
 </file>
 
 <file path=word/styles.xml><?xml version="1.0" encoding="utf-8"?>
@@ -15354,7 +15639,6 @@
     <w:basedOn w:val="Normal"/>
     <w:link w:val="CommentTextChar"/>
     <w:uiPriority w:val="99"/>
-    <w:semiHidden/>
     <w:unhideWhenUsed/>
     <w:pPr>
       <w:spacing w:line="240" w:lineRule="auto"/>
@@ -15369,7 +15653,6 @@
     <w:basedOn w:val="DefaultParagraphFont"/>
     <w:link w:val="CommentText"/>
     <w:uiPriority w:val="99"/>
-    <w:semiHidden/>
     <w:rPr>
       <w:sz w:val="20"/>
       <w:szCs w:val="20"/>
@@ -16495,15 +16778,16 @@
 </file>
 
 <file path=customXml/item1.xml><?xml version="1.0" encoding="utf-8"?>
-<?mso-contentType ?>
-<FormTemplates xmlns="http://schemas.microsoft.com/sharepoint/v3/contenttype/forms">
-  <Display>DocumentLibraryForm</Display>
-  <Edit>DocumentLibraryForm</Edit>
-  <New>DocumentLibraryForm</New>
-</FormTemplates>
+<p:properties xmlns:p="http://schemas.microsoft.com/office/2006/metadata/properties" xmlns:xsi="http://www.w3.org/2001/XMLSchema-instance" xmlns:pc="http://schemas.microsoft.com/office/infopath/2007/PartnerControls">
+  <documentManagement/>
+</p:properties>
 </file>
 
 <file path=customXml/item2.xml><?xml version="1.0" encoding="utf-8"?>
+<b:Sources xmlns:b="http://schemas.openxmlformats.org/officeDocument/2006/bibliography" xmlns="http://schemas.openxmlformats.org/officeDocument/2006/bibliography" SelectedStyle="\APASixthEditionOfficeOnline.xsl" StyleName="APA" Version="6"/>
+</file>
+
+<file path=customXml/item3.xml><?xml version="1.0" encoding="utf-8"?>
 <ct:contentTypeSchema xmlns:ct="http://schemas.microsoft.com/office/2006/metadata/contentType" xmlns:ma="http://schemas.microsoft.com/office/2006/metadata/properties/metaAttributes" ct:_="" ma:_="" ma:contentTypeName="Document" ma:contentTypeID="0x0101001474C48ACCEBF74AB6B5D245D4F75B4D" ma:contentTypeVersion="12" ma:contentTypeDescription="Create a new document." ma:contentTypeScope="" ma:versionID="ed33310014b9ed52e760a02db898315e">
   <xsd:schema xmlns:xsd="http://www.w3.org/2001/XMLSchema" xmlns:xs="http://www.w3.org/2001/XMLSchema" xmlns:p="http://schemas.microsoft.com/office/2006/metadata/properties" xmlns:ns2="3b231bd9-362e-4b4a-b934-a8e14959ce6d" xmlns:ns3="969634b1-bb27-4400-acd6-86276217b3b6" targetNamespace="http://schemas.microsoft.com/office/2006/metadata/properties" ma:root="true" ma:fieldsID="ec6aa9dfe3a44c12ea66b241de8500b0" ns2:_="" ns3:_="">
     <xsd:import namespace="3b231bd9-362e-4b4a-b934-a8e14959ce6d"/>
@@ -16720,25 +17004,33 @@
 </ct:contentTypeSchema>
 </file>
 
-<file path=customXml/item3.xml><?xml version="1.0" encoding="utf-8"?>
-<b:Sources xmlns:b="http://schemas.openxmlformats.org/officeDocument/2006/bibliography" xmlns="http://schemas.openxmlformats.org/officeDocument/2006/bibliography" SelectedStyle="\APASixthEditionOfficeOnline.xsl" StyleName="APA" Version="6"/>
-</file>
-
 <file path=customXml/item4.xml><?xml version="1.0" encoding="utf-8"?>
-<p:properties xmlns:p="http://schemas.microsoft.com/office/2006/metadata/properties" xmlns:xsi="http://www.w3.org/2001/XMLSchema-instance" xmlns:pc="http://schemas.microsoft.com/office/infopath/2007/PartnerControls">
-  <documentManagement/>
-</p:properties>
+<?mso-contentType ?>
+<FormTemplates xmlns="http://schemas.microsoft.com/sharepoint/v3/contenttype/forms">
+  <Display>DocumentLibraryForm</Display>
+  <Edit>DocumentLibraryForm</Edit>
+  <New>DocumentLibraryForm</New>
+</FormTemplates>
 </file>
 
 <file path=customXml/itemProps1.xml><?xml version="1.0" encoding="utf-8"?>
-<ds:datastoreItem xmlns:ds="http://schemas.openxmlformats.org/officeDocument/2006/customXml" ds:itemID="{2080074E-29EC-4151-9623-994429932D6D}">
+<ds:datastoreItem xmlns:ds="http://schemas.openxmlformats.org/officeDocument/2006/customXml" ds:itemID="{87A18308-A969-4D6E-BB09-05765A639619}">
   <ds:schemaRefs>
-    <ds:schemaRef ds:uri="http://schemas.microsoft.com/sharepoint/v3/contenttype/forms"/>
+    <ds:schemaRef ds:uri="http://schemas.microsoft.com/office/2006/metadata/properties"/>
+    <ds:schemaRef ds:uri="http://schemas.microsoft.com/office/infopath/2007/PartnerControls"/>
   </ds:schemaRefs>
 </ds:datastoreItem>
 </file>
 
 <file path=customXml/itemProps2.xml><?xml version="1.0" encoding="utf-8"?>
+<ds:datastoreItem xmlns:ds="http://schemas.openxmlformats.org/officeDocument/2006/customXml" ds:itemID="{66611CF9-9C88-410D-9E2F-AB734F7B1560}">
+  <ds:schemaRefs>
+    <ds:schemaRef ds:uri="http://schemas.openxmlformats.org/officeDocument/2006/bibliography"/>
+  </ds:schemaRefs>
+</ds:datastoreItem>
+</file>
+
+<file path=customXml/itemProps3.xml><?xml version="1.0" encoding="utf-8"?>
 <ds:datastoreItem xmlns:ds="http://schemas.openxmlformats.org/officeDocument/2006/customXml" ds:itemID="{260E9FF8-CC55-4F2D-90CA-0FF649318086}">
   <ds:schemaRefs>
     <ds:schemaRef ds:uri="http://schemas.microsoft.com/office/2006/metadata/contentType"/>
@@ -16757,19 +17049,10 @@
 </ds:datastoreItem>
 </file>
 
-<file path=customXml/itemProps3.xml><?xml version="1.0" encoding="utf-8"?>
-<ds:datastoreItem xmlns:ds="http://schemas.openxmlformats.org/officeDocument/2006/customXml" ds:itemID="{66611CF9-9C88-410D-9E2F-AB734F7B1560}">
+<file path=customXml/itemProps4.xml><?xml version="1.0" encoding="utf-8"?>
+<ds:datastoreItem xmlns:ds="http://schemas.openxmlformats.org/officeDocument/2006/customXml" ds:itemID="{2080074E-29EC-4151-9623-994429932D6D}">
   <ds:schemaRefs>
-    <ds:schemaRef ds:uri="http://schemas.openxmlformats.org/officeDocument/2006/bibliography"/>
-  </ds:schemaRefs>
-</ds:datastoreItem>
-</file>
-
-<file path=customXml/itemProps4.xml><?xml version="1.0" encoding="utf-8"?>
-<ds:datastoreItem xmlns:ds="http://schemas.openxmlformats.org/officeDocument/2006/customXml" ds:itemID="{87A18308-A969-4D6E-BB09-05765A639619}">
-  <ds:schemaRefs>
-    <ds:schemaRef ds:uri="http://schemas.microsoft.com/office/2006/metadata/properties"/>
-    <ds:schemaRef ds:uri="http://schemas.microsoft.com/office/infopath/2007/PartnerControls"/>
+    <ds:schemaRef ds:uri="http://schemas.microsoft.com/sharepoint/v3/contenttype/forms"/>
   </ds:schemaRefs>
 </ds:datastoreItem>
 </file>
--- a/v5.0/Configuration/ERM Web Application Configuration.docx
+++ b/v5.0/Configuration/ERM Web Application Configuration.docx
@@ -51,7 +51,7 @@
           <w:sz w:val="18"/>
           <w:szCs w:val="24"/>
         </w:rPr>
-        <w:t>April 10, 2026</w:t>
+        <w:t>April 11, 2026</w:t>
       </w:r>
       <w:r>
         <w:rPr>
@@ -124,13 +124,13 @@
         </w:sectPr>
       </w:pPr>
     </w:p>
-    <w:bookmarkStart w:id="0" w:name="_Toc516213319" w:displacedByCustomXml="next"/>
+    <w:bookmarkStart w:id="0" w:name="_Toc516213353" w:displacedByCustomXml="next"/>
     <w:bookmarkEnd w:id="0" w:displacedByCustomXml="next"/>
-    <w:bookmarkStart w:id="1" w:name="_Toc516213340" w:displacedByCustomXml="next"/>
+    <w:bookmarkStart w:id="1" w:name="_Toc516213349" w:displacedByCustomXml="next"/>
     <w:bookmarkEnd w:id="1" w:displacedByCustomXml="next"/>
-    <w:bookmarkStart w:id="2" w:name="_Toc516213349" w:displacedByCustomXml="next"/>
+    <w:bookmarkStart w:id="2" w:name="_Toc516213340" w:displacedByCustomXml="next"/>
     <w:bookmarkEnd w:id="2" w:displacedByCustomXml="next"/>
-    <w:bookmarkStart w:id="3" w:name="_Toc516213353" w:displacedByCustomXml="next"/>
+    <w:bookmarkStart w:id="3" w:name="_Toc516213319" w:displacedByCustomXml="next"/>
     <w:bookmarkEnd w:id="3" w:displacedByCustomXml="next"/>
     <w:sdt>
       <w:sdtPr>
@@ -4086,6 +4086,56 @@
       <w:r>
         <w:lastRenderedPageBreak/>
         <w:t>If left blank, will display the “default” values: Specialty, Orders, Earliest Start Time, Total Cost, Total Time.</w:t>
+      </w:r>
+    </w:p>
+    <w:p>
+      <w:pPr>
+        <w:pStyle w:val="EsriBullet"/>
+      </w:pPr>
+      <w:r>
+        <w:t>“</w:t>
+      </w:r>
+      <w:r>
+        <w:t>showZoneNameDropdown</w:t>
+      </w:r>
+      <w:r>
+        <w:t>”</w:t>
+      </w:r>
+    </w:p>
+    <w:p>
+      <w:pPr>
+        <w:pStyle w:val="EsriBullet"/>
+        <w:numPr>
+          <w:ilvl w:val="1"/>
+          <w:numId w:val="10"/>
+        </w:numPr>
+      </w:pPr>
+      <w:r>
+        <w:t>Only applicable if using LMD solver where data model has a Zone Name field on Routes.</w:t>
+      </w:r>
+    </w:p>
+    <w:p>
+      <w:pPr>
+        <w:pStyle w:val="EsriBullet"/>
+        <w:numPr>
+          <w:ilvl w:val="1"/>
+          <w:numId w:val="10"/>
+        </w:numPr>
+      </w:pPr>
+      <w:r>
+        <w:t>When true will show a dropdown of all available Zones to assign to Route.</w:t>
+      </w:r>
+    </w:p>
+    <w:p>
+      <w:pPr>
+        <w:pStyle w:val="EsriBullet"/>
+        <w:numPr>
+          <w:ilvl w:val="1"/>
+          <w:numId w:val="10"/>
+        </w:numPr>
+      </w:pPr>
+      <w:r>
+        <w:t>When false the user will need to type in Zone Name value.</w:t>
       </w:r>
     </w:p>
     <w:p>
@@ -7875,7 +7925,11 @@
           </mc:Choice>
           <mc:Fallback>
             <w:pict>
-              <v:shape w14:anchorId="4588112B" id="_x0000_s1028" type="#_x0000_t202" style="width:205.35pt;height:257.3pt;visibility:visible;mso-wrap-style:square;mso-left-percent:-10001;mso-top-percent:-10001;mso-position-horizontal:absolute;mso-position-horizontal-relative:char;mso-position-vertical:absolute;mso-position-vertical-relative:line;mso-left-percent:-10001;mso-top-percent:-10001;v-text-anchor:top" o:gfxdata="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">
+              <v:shapetype w14:anchorId="4588112B" id="_x0000_t202" coordsize="21600,21600" o:spt="202" path="m,l,21600r21600,l21600,xe">
+                <v:stroke joinstyle="miter"/>
+                <v:path gradientshapeok="t" o:connecttype="rect"/>
+              </v:shapetype>
+              <v:shape id="_x0000_s1028" type="#_x0000_t202" style="width:205.35pt;height:257.3pt;visibility:visible;mso-wrap-style:square;mso-left-percent:-10001;mso-top-percent:-10001;mso-position-horizontal:absolute;mso-position-horizontal-relative:char;mso-position-vertical:absolute;mso-position-vertical-relative:line;mso-left-percent:-10001;mso-top-percent:-10001;v-text-anchor:top" o:gfxdata="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">
                 <v:textbox>
                   <w:txbxContent>
                     <w:tbl>
@@ -10350,10 +10404,7 @@
         <w:t xml:space="preserve"> </w:t>
       </w:r>
       <w:r>
-        <w:t>ishardzone</w:t>
-      </w:r>
-      <w:r>
-        <w:t xml:space="preserve"> field, the Route table will show that. This would be for LMD solver.</w:t>
+        <w:t>ishardzone field, the Route table will show that. This would be for LMD solver.</w:t>
       </w:r>
     </w:p>
     <w:p>
@@ -10629,7 +10680,7 @@
                   </a:ln>
                   <a:extLst>
                     <a:ext uri="{FAA26D3D-D897-4be2-8F04-BA451C77F1D7}">
-                      <ma14:placeholderFlag xmlns:ma14="http://schemas.microsoft.com/office/mac/drawingml/2011/main" xmlns:w="http://schemas.openxmlformats.org/wordprocessingml/2006/main" xmlns:w10="urn:schemas-microsoft-com:office:word" xmlns:v="urn:schemas-microsoft-com:vml" xmlns:o="urn:schemas-microsoft-com:office:office" xmlns:mv="urn:schemas-microsoft-com:mac:vml" xmlns:mo="http://schemas.microsoft.com/office/mac/office/2008/main" xmlns="" xmlns:arto="http://schemas.microsoft.com/office/word/2006/arto" xmlns:a14="http://schemas.microsoft.com/office/drawing/2010/main"/>
+                      <ma14:placeholderFlag xmlns:a14="http://schemas.microsoft.com/office/drawing/2010/main" xmlns:arto="http://schemas.microsoft.com/office/word/2006/arto" xmlns="" xmlns:mo="http://schemas.microsoft.com/office/mac/office/2008/main" xmlns:mv="urn:schemas-microsoft-com:mac:vml" xmlns:o="urn:schemas-microsoft-com:office:office" xmlns:v="urn:schemas-microsoft-com:vml" xmlns:w10="urn:schemas-microsoft-com:office:word" xmlns:w="http://schemas.openxmlformats.org/wordprocessingml/2006/main" xmlns:ma14="http://schemas.microsoft.com/office/mac/drawingml/2011/main"/>
                     </a:ext>
                   </a:extLst>
                 </pic:spPr>
@@ -16784,7 +16835,12 @@
 </file>
 
 <file path=customXml/item2.xml><?xml version="1.0" encoding="utf-8"?>
-<b:Sources xmlns:b="http://schemas.openxmlformats.org/officeDocument/2006/bibliography" xmlns="http://schemas.openxmlformats.org/officeDocument/2006/bibliography" SelectedStyle="\APASixthEditionOfficeOnline.xsl" StyleName="APA" Version="6"/>
+<?mso-contentType ?>
+<FormTemplates xmlns="http://schemas.microsoft.com/sharepoint/v3/contenttype/forms">
+  <Display>DocumentLibraryForm</Display>
+  <Edit>DocumentLibraryForm</Edit>
+  <New>DocumentLibraryForm</New>
+</FormTemplates>
 </file>
 
 <file path=customXml/item3.xml><?xml version="1.0" encoding="utf-8"?>
@@ -17005,12 +17061,7 @@
 </file>
 
 <file path=customXml/item4.xml><?xml version="1.0" encoding="utf-8"?>
-<?mso-contentType ?>
-<FormTemplates xmlns="http://schemas.microsoft.com/sharepoint/v3/contenttype/forms">
-  <Display>DocumentLibraryForm</Display>
-  <Edit>DocumentLibraryForm</Edit>
-  <New>DocumentLibraryForm</New>
-</FormTemplates>
+<b:Sources xmlns:b="http://schemas.openxmlformats.org/officeDocument/2006/bibliography" xmlns="http://schemas.openxmlformats.org/officeDocument/2006/bibliography" SelectedStyle="\APASixthEditionOfficeOnline.xsl" StyleName="APA" Version="6"/>
 </file>
 
 <file path=customXml/itemProps1.xml><?xml version="1.0" encoding="utf-8"?>
@@ -17023,9 +17074,9 @@
 </file>
 
 <file path=customXml/itemProps2.xml><?xml version="1.0" encoding="utf-8"?>
-<ds:datastoreItem xmlns:ds="http://schemas.openxmlformats.org/officeDocument/2006/customXml" ds:itemID="{66611CF9-9C88-410D-9E2F-AB734F7B1560}">
+<ds:datastoreItem xmlns:ds="http://schemas.openxmlformats.org/officeDocument/2006/customXml" ds:itemID="{2080074E-29EC-4151-9623-994429932D6D}">
   <ds:schemaRefs>
-    <ds:schemaRef ds:uri="http://schemas.openxmlformats.org/officeDocument/2006/bibliography"/>
+    <ds:schemaRef ds:uri="http://schemas.microsoft.com/sharepoint/v3/contenttype/forms"/>
   </ds:schemaRefs>
 </ds:datastoreItem>
 </file>
@@ -17050,9 +17101,9 @@
 </file>
 
 <file path=customXml/itemProps4.xml><?xml version="1.0" encoding="utf-8"?>
-<ds:datastoreItem xmlns:ds="http://schemas.openxmlformats.org/officeDocument/2006/customXml" ds:itemID="{2080074E-29EC-4151-9623-994429932D6D}">
+<ds:datastoreItem xmlns:ds="http://schemas.openxmlformats.org/officeDocument/2006/customXml" ds:itemID="{66611CF9-9C88-410D-9E2F-AB734F7B1560}">
   <ds:schemaRefs>
-    <ds:schemaRef ds:uri="http://schemas.microsoft.com/sharepoint/v3/contenttype/forms"/>
+    <ds:schemaRef ds:uri="http://schemas.openxmlformats.org/officeDocument/2006/bibliography"/>
   </ds:schemaRefs>
 </ds:datastoreItem>
 </file>